--- a/文件包含漏洞修复报告.docx
+++ b/文件包含漏洞修复报告.docx
@@ -66,7 +66,7 @@
           <w:color w:val="333333"/>
           <w:sz w:val="22"/>
         </w:rPr>
-        <w:t>项目名称：用户信息管理平台（User Management System）</w:t>
+        <w:t>项目名称：用户信息管理平台</w:t>
       </w:r>
     </w:p>
     <w:p>
@@ -82,7 +82,7 @@
           <w:color w:val="333333"/>
           <w:sz w:val="22"/>
         </w:rPr>
-        <w:t>报告日期：2025年7月13日</w:t>
+        <w:t>报告日期：2026年7月13日</w:t>
       </w:r>
     </w:p>
     <w:p>
@@ -268,7 +268,7 @@
                 <w:color w:val="333333"/>
                 <w:sz w:val="22"/>
               </w:rPr>
-              <w:t>SEC-RPT-2025-004</w:t>
+              <w:t>SEC-RPT-2026-004</w:t>
             </w:r>
           </w:p>
         </w:tc>
@@ -292,21 +292,6 @@
           <w:sz w:val="36"/>
         </w:rPr>
         <w:t>1  版本迭代记录</w:t>
-      </w:r>
-    </w:p>
-    <w:p>
-      <w:pPr>
-        <w:spacing w:after="80" w:line="400" w:lineRule="exact"/>
-        <w:ind w:firstLine="420"/>
-      </w:pPr>
-      <w:r>
-        <w:rPr>
-          <w:rFonts w:ascii="Times New Roman" w:hAnsi="Times New Roman" w:eastAsia="宋体"/>
-          <w:b w:val="0"/>
-          <w:color w:val="333333"/>
-          <w:sz w:val="22"/>
-        </w:rPr>
-        <w:t>本平台自初始版本以来共经历五次迭代，以下是各版本的变更摘要：</w:t>
       </w:r>
     </w:p>
     <w:tbl>
@@ -415,7 +400,7 @@
                 <w:color w:val="333333"/>
                 <w:sz w:val="19"/>
               </w:rPr>
-              <w:t>2025-07-06</w:t>
+              <w:t>2026-07-06</w:t>
             </w:r>
           </w:p>
         </w:tc>
@@ -474,7 +459,7 @@
                 <w:color w:val="333333"/>
                 <w:sz w:val="19"/>
               </w:rPr>
-              <w:t>2025-07-07</w:t>
+              <w:t>2026-07-07</w:t>
             </w:r>
           </w:p>
         </w:tc>
@@ -533,7 +518,7 @@
                 <w:color w:val="333333"/>
                 <w:sz w:val="19"/>
               </w:rPr>
-              <w:t>2025-07-08</w:t>
+              <w:t>2026-07-08</w:t>
             </w:r>
           </w:p>
         </w:tc>
@@ -592,7 +577,7 @@
                 <w:color w:val="333333"/>
                 <w:sz w:val="19"/>
               </w:rPr>
-              <w:t>2025-07-09</w:t>
+              <w:t>2026-07-09</w:t>
             </w:r>
           </w:p>
         </w:tc>
@@ -651,7 +636,7 @@
                 <w:color w:val="333333"/>
                 <w:sz w:val="19"/>
               </w:rPr>
-              <w:t>2025-07-10</w:t>
+              <w:t>2026-07-10</w:t>
             </w:r>
           </w:p>
         </w:tc>
@@ -710,7 +695,7 @@
                 <w:color w:val="333333"/>
                 <w:sz w:val="19"/>
               </w:rPr>
-              <w:t>2025-07-13</w:t>
+              <w:t>2026-07-13</w:t>
             </w:r>
           </w:p>
         </w:tc>
@@ -768,7 +753,7 @@
           <w:color w:val="333333"/>
           <w:sz w:val="22"/>
         </w:rPr>
-        <w:t>本次安全审计发现动态页面加载功能存在文件包含漏洞。攻击者可以通过在页面名称参数中注入 ../ 等目录跳转符号，读取服务器上的任意文件，包括源代码文件、数据库文件和系统配置文件等敏感信息。该漏洞属于 OWASP Top 10 (2021) 中的 A01:2021 – Broken Access Control（失效的访问控制）类别。</w:t>
+        <w:t>本次安全审计发现动态页面加载功能存在文件包含漏洞。攻击者可以通过在页面名称参数中注入 ../ 等目录跳转符号，读取服务器上的任意文件，包括源代码文件、数据库文件和系统配置文件等敏感信息。该漏洞属于 OWASP Top 10 (2021) 中的 A01:2021 – Broken Access Control 类别。</w:t>
       </w:r>
     </w:p>
     <w:p>
@@ -1055,7 +1040,7 @@
       <w:pPr>
         <w:spacing w:before="120" w:after="120" w:line="280" w:lineRule="exact"/>
         <w:ind w:left="567"/>
-        <w:shd w:fill="F2F2F2" w:val="clear"/>
+        <w:shd w:fill="F5F5F5" w:val="clear"/>
       </w:pPr>
       <w:r>
         <w:rPr>
@@ -1114,7 +1099,7 @@
       <w:pPr>
         <w:spacing w:before="120" w:after="120" w:line="280" w:lineRule="exact"/>
         <w:ind w:left="567"/>
-        <w:shd w:fill="F2F2F2" w:val="clear"/>
+        <w:shd w:fill="F5F5F5" w:val="clear"/>
       </w:pPr>
       <w:r>
         <w:rPr>
@@ -1126,21 +1111,21 @@
         <w:br/>
         <w:t>GET /page?name=../app.py</w:t>
         <w:br/>
-        <w:t>→ 返回 Flask 应用完整源码</w:t>
+        <w:t xml:space="preserve">    -&gt; 返回 Flask 应用完整源码</w:t>
         <w:br/>
         <w:br/>
         <w:t># 攻击2：下载数据库</w:t>
         <w:br/>
         <w:t>GET /page?name=../data/users.db</w:t>
         <w:br/>
-        <w:t>→ 下载 SQLite 数据库，获取所有用户数据</w:t>
+        <w:t xml:space="preserve">    -&gt; 下载 SQLite 数据库，获取所有用户数据</w:t>
         <w:br/>
         <w:br/>
         <w:t># 攻击3：读取系统文件</w:t>
         <w:br/>
         <w:t>GET /page?name=../../etc/passwd</w:t>
         <w:br/>
-        <w:t>→ 读取 Linux 系统账户信息</w:t>
+        <w:t xml:space="preserve">    -&gt; 读取 Linux 系统账户信息</w:t>
       </w:r>
     </w:p>
     <w:p>
@@ -1625,7 +1610,7 @@
           <w:color w:val="333333"/>
           <w:sz w:val="21"/>
         </w:rPr>
-        <w:t>第一层：正则白名单 — 只允许 [字母数字连字符.html] 格式的字符串，../ 在入口处即被拦截</w:t>
+        <w:t>第一层：正则白名单 —— 只允许 [字母数字连字符.html] 格式的字符串，../ 在入口处即被拦截</w:t>
       </w:r>
     </w:p>
     <w:p>
@@ -1640,7 +1625,7 @@
           <w:color w:val="333333"/>
           <w:sz w:val="21"/>
         </w:rPr>
-        <w:t>第二层：路径前缀检查 — os.path.realpath() 解析出绝对路径后，确认前缀为 pages/ 目录</w:t>
+        <w:t>第二层：路径前缀检查 —— os.path.realpath() 解析出绝对路径后，确认前缀为 pages/ 目录</w:t>
       </w:r>
     </w:p>
     <w:p>
@@ -1662,7 +1647,7 @@
       <w:pPr>
         <w:spacing w:before="120" w:after="120" w:line="280" w:lineRule="exact"/>
         <w:ind w:left="567"/>
-        <w:shd w:fill="F2F2F2" w:val="clear"/>
+        <w:shd w:fill="F5F5F5" w:val="clear"/>
       </w:pPr>
       <w:r>
         <w:rPr>
@@ -1682,7 +1667,7 @@
         <w:br/>
         <w:t xml:space="preserve">    # 防线1：正则白名单</w:t>
         <w:br/>
-        <w:t xml:space="preserve">    if not re.match(r"^[\w\-]+\.html?$", name):</w:t>
+        <w:t xml:space="preserve">    if not re.match(r"^[a-zA-Z0-9_-]+\.html?$", name):</w:t>
         <w:br/>
         <w:t xml:space="preserve">        return "页面不存在", 404</w:t>
         <w:br/>
@@ -2346,7 +2331,7 @@
                 <w:color w:val="333333"/>
                 <w:sz w:val="19"/>
               </w:rPr>
-              <w:t>✅ 返回 404</w:t>
+              <w:t>返回 404</w:t>
             </w:r>
           </w:p>
         </w:tc>
@@ -2424,7 +2409,7 @@
                 <w:color w:val="333333"/>
                 <w:sz w:val="19"/>
               </w:rPr>
-              <w:t>✅ 返回 404</w:t>
+              <w:t>返回 404</w:t>
             </w:r>
           </w:p>
         </w:tc>
@@ -2502,7 +2487,7 @@
                 <w:color w:val="333333"/>
                 <w:sz w:val="19"/>
               </w:rPr>
-              <w:t>✅ 帮助中心正常</w:t>
+              <w:t>帮助中心正常</w:t>
             </w:r>
           </w:p>
         </w:tc>
@@ -2580,7 +2565,7 @@
                 <w:color w:val="333333"/>
                 <w:sz w:val="19"/>
               </w:rPr>
-              <w:t>✅ 帮助中心正常</w:t>
+              <w:t>帮助中心正常</w:t>
             </w:r>
           </w:p>
         </w:tc>
@@ -2658,7 +2643,7 @@
                 <w:color w:val="333333"/>
                 <w:sz w:val="19"/>
               </w:rPr>
-              <w:t>✅ 提示不存在</w:t>
+              <w:t>提示页面不存在</w:t>
             </w:r>
           </w:p>
         </w:tc>
